--- a/UMNG/LAB Auto/LAB2.docx
+++ b/UMNG/LAB Auto/LAB2.docx
@@ -1,6 +1,6 @@
 
 <file path=word/document.xml><?xml version="1.0" encoding="utf-8"?>
-<w:document xmlns:wpc="http://schemas.microsoft.com/office/word/2010/wordprocessingCanvas" xmlns:cx="http://schemas.microsoft.com/office/drawing/2014/chartex" xmlns:cx1="http://schemas.microsoft.com/office/drawing/2015/9/8/chartex" xmlns:cx2="http://schemas.microsoft.com/office/drawing/2015/10/21/chartex" xmlns:cx3="http://schemas.microsoft.com/office/drawing/2016/5/9/chartex" xmlns:cx4="http://schemas.microsoft.com/office/drawing/2016/5/10/chartex" xmlns:cx5="http://schemas.microsoft.com/office/drawing/2016/5/11/chartex" xmlns:cx6="http://schemas.microsoft.com/office/drawing/2016/5/12/chartex" xmlns:cx7="http://schemas.microsoft.com/office/drawing/2016/5/13/chartex" xmlns:cx8="http://schemas.microsoft.com/office/drawing/2016/5/14/chartex" xmlns:mc="http://schemas.openxmlformats.org/markup-compatibility/2006" xmlns:aink="http://schemas.microsoft.com/office/drawing/2016/ink" xmlns:am3d="http://schemas.microsoft.com/office/drawing/2017/model3d" xmlns:o="urn:schemas-microsoft-com:office:office" xmlns:oel="http://schemas.microsoft.com/office/2019/extlst" xmlns:r="http://schemas.openxmlformats.org/officeDocument/2006/relationships" xmlns:m="http://schemas.openxmlformats.org/officeDocument/2006/math" xmlns:v="urn:schemas-microsoft-com:vml" xmlns:wp14="http://schemas.microsoft.com/office/word/2010/wordprocessingDrawing" xmlns:wp="http://schemas.openxmlformats.org/drawingml/2006/wordprocessingDrawing" xmlns:w10="urn:schemas-microsoft-com:office:word" xmlns:w="http://schemas.openxmlformats.org/wordprocessingml/2006/main" xmlns:w14="http://schemas.microsoft.com/office/word/2010/wordml" xmlns:w15="http://schemas.microsoft.com/office/word/2012/wordml" xmlns:w16cex="http://schemas.microsoft.com/office/word/2018/wordml/cex" xmlns:w16cid="http://schemas.microsoft.com/office/word/2016/wordml/cid" xmlns:w16="http://schemas.microsoft.com/office/word/2018/wordml" xmlns:w16du="http://schemas.microsoft.com/office/word/2023/wordml/word16du" xmlns:w16sdtdh="http://schemas.microsoft.com/office/word/2020/wordml/sdtdatahash" xmlns:w16sdtfl="http://schemas.microsoft.com/office/word/2024/wordml/sdtformatlock" xmlns:w16se="http://schemas.microsoft.com/office/word/2015/wordml/symex" xmlns:wpg="http://schemas.microsoft.com/office/word/2010/wordprocessingGroup" xmlns:wpi="http://schemas.microsoft.com/office/word/2010/wordprocessingInk" xmlns:wne="http://schemas.microsoft.com/office/word/2006/wordml" xmlns:wps="http://schemas.microsoft.com/office/word/2010/wordprocessingShape" mc:Ignorable="w14 w15 w16se w16cid w16 w16cex w16sdtdh w16sdtfl w16du wp14">
+<w:document xmlns:wpc="http://schemas.microsoft.com/office/word/2010/wordprocessingCanvas" xmlns:cx="http://schemas.microsoft.com/office/drawing/2014/chartex" xmlns:cx1="http://schemas.microsoft.com/office/drawing/2015/9/8/chartex" xmlns:cx2="http://schemas.microsoft.com/office/drawing/2015/10/21/chartex" xmlns:cx3="http://schemas.microsoft.com/office/drawing/2016/5/9/chartex" xmlns:cx4="http://schemas.microsoft.com/office/drawing/2016/5/10/chartex" xmlns:cx5="http://schemas.microsoft.com/office/drawing/2016/5/11/chartex" xmlns:cx6="http://schemas.microsoft.com/office/drawing/2016/5/12/chartex" xmlns:cx7="http://schemas.microsoft.com/office/drawing/2016/5/13/chartex" xmlns:cx8="http://schemas.microsoft.com/office/drawing/2016/5/14/chartex" xmlns:mc="http://schemas.openxmlformats.org/markup-compatibility/2006" xmlns:aink="http://schemas.microsoft.com/office/drawing/2016/ink" xmlns:am3d="http://schemas.microsoft.com/office/drawing/2017/model3d" xmlns:o="urn:schemas-microsoft-com:office:office" xmlns:oel="http://schemas.microsoft.com/office/2019/extlst" xmlns:r="http://schemas.openxmlformats.org/officeDocument/2006/relationships" xmlns:m="http://schemas.openxmlformats.org/officeDocument/2006/math" xmlns:v="urn:schemas-microsoft-com:vml" xmlns:wp14="http://schemas.microsoft.com/office/word/2010/wordprocessingDrawing" xmlns:wp="http://schemas.openxmlformats.org/drawingml/2006/wordprocessingDrawing" xmlns:w10="urn:schemas-microsoft-com:office:word" xmlns:w="http://schemas.openxmlformats.org/wordprocessingml/2006/main" xmlns:w14="http://schemas.microsoft.com/office/word/2010/wordml" xmlns:w15="http://schemas.microsoft.com/office/word/2012/wordml" xmlns:w16cex="http://schemas.microsoft.com/office/word/2018/wordml/cex" xmlns:w16cid="http://schemas.microsoft.com/office/word/2016/wordml/cid" xmlns:w16="http://schemas.microsoft.com/office/word/2018/wordml" xmlns:w16sdtdh="http://schemas.microsoft.com/office/word/2020/wordml/sdtdatahash" xmlns:w16se="http://schemas.microsoft.com/office/word/2015/wordml/symex" xmlns:wpg="http://schemas.microsoft.com/office/word/2010/wordprocessingGroup" xmlns:wpi="http://schemas.microsoft.com/office/word/2010/wordprocessingInk" xmlns:wne="http://schemas.microsoft.com/office/word/2006/wordml" xmlns:wps="http://schemas.microsoft.com/office/word/2010/wordprocessingShape" mc:Ignorable="w14 w15 w16se w16cid w16 w16cex w16sdtdh wp14">
   <w:body>
     <w:p>
       <w:pPr>
@@ -33,19 +33,7 @@
       </w:pPr>
       <w:bookmarkStart w:id="0" w:name="_Hlk205130996"/>
       <w:r>
-        <w:t>Laboratorio 1</w:t>
-      </w:r>
-      <w:r>
-        <w:t xml:space="preserve">: </w:t>
-      </w:r>
-      <w:r>
-        <w:t xml:space="preserve">Compuertas </w:t>
-      </w:r>
-      <w:r>
-        <w:t>Lógicas</w:t>
-      </w:r>
-      <w:r>
-        <w:t xml:space="preserve"> </w:t>
+        <w:t xml:space="preserve">Laboratorio </w:t>
       </w:r>
     </w:p>
     <w:p>
@@ -191,47 +179,7 @@
           <w:sz w:val="18"/>
           <w:szCs w:val="18"/>
         </w:rPr>
-        <w:t xml:space="preserve">En este documento se detalla el diseño e implementación de la lógica de control para una estación rectificadora automatizada. La programación se realizó en lenguaje Ladder (LAD) utilizando el entorno TIA Portal V18, integrando el control de tres cilindros neumáticos (A, B y C), una muela de rectificado y una cinta transportadora. El sistema emplea una arquitectura basada en pasos (máquina de estados) para coordinar la sujeción, el proceso de mecanizado por tiempo y el retorno de piezas. La validación del sistema se llevó a cabo mediante la comunicación entre un PLC S7-1500 físico, </w:t>
-      </w:r>
-      <w:proofErr w:type="spellStart"/>
-      <w:r>
-        <w:rPr>
-          <w:b/>
-          <w:color w:val="000000"/>
-          <w:sz w:val="18"/>
-          <w:szCs w:val="18"/>
-        </w:rPr>
-        <w:t>KepServerEX</w:t>
-      </w:r>
-      <w:proofErr w:type="spellEnd"/>
-      <w:r>
-        <w:rPr>
-          <w:b/>
-          <w:color w:val="000000"/>
-          <w:sz w:val="18"/>
-          <w:szCs w:val="18"/>
-        </w:rPr>
-        <w:t xml:space="preserve"> para la gestión de datos y </w:t>
-      </w:r>
-      <w:proofErr w:type="spellStart"/>
-      <w:r>
-        <w:rPr>
-          <w:b/>
-          <w:color w:val="000000"/>
-          <w:sz w:val="18"/>
-          <w:szCs w:val="18"/>
-        </w:rPr>
-        <w:t>Automation</w:t>
-      </w:r>
-      <w:proofErr w:type="spellEnd"/>
-      <w:r>
-        <w:rPr>
-          <w:b/>
-          <w:color w:val="000000"/>
-          <w:sz w:val="18"/>
-          <w:szCs w:val="18"/>
-        </w:rPr>
-        <w:t xml:space="preserve"> Studio para la simulación de la planta hídrica-neumática y la interfaz HMI.</w:t>
+        <w:t>En este.</w:t>
       </w:r>
       <w:r>
         <w:rPr>
@@ -375,36 +323,15 @@
         <w:jc w:val="both"/>
       </w:pPr>
       <w:r>
-        <w:t>La automatización de procesos de mecanizado, como el rectificado, requiere una sincronización precisa entre actuadores neumáticos y herramientas rotativas para garantizar la seguridad del operario y la calidad de la pieza. Los sistemas de control modernos permiten segmentar estas tareas en secuencias lógicas o "pasos", facilitando el diagnóstico de fallas y la repetibilidad del proceso.</w:t>
+        <w:t xml:space="preserve">La </w:t>
       </w:r>
     </w:p>
     <w:p>
       <w:pPr>
         <w:jc w:val="both"/>
       </w:pPr>
-    </w:p>
-    <w:p>
-      <w:pPr>
-        <w:jc w:val="both"/>
-      </w:pPr>
-      <w:r>
-        <w:t xml:space="preserve">En esta práctica, se desarrolló la lógica de control para una rectificadora compuesta por un sistema de alimentación (Banda), sujeción (Cilindros A y B) y una unidad de rectificado (Cilindro C y Muela). El control se implementó mediante una máquina de estados gestionada en TIA Portal, donde cada transición depende de sensores de posición y condiciones de tiempo temporizadas mediante el conteo de </w:t>
-      </w:r>
-      <w:proofErr w:type="spellStart"/>
-      <w:r>
-        <w:t>ticks</w:t>
-      </w:r>
-      <w:proofErr w:type="spellEnd"/>
-      <w:r>
-        <w:t xml:space="preserve"> del sistema. La integración con </w:t>
-      </w:r>
-      <w:proofErr w:type="spellStart"/>
-      <w:r>
-        <w:t>Automation</w:t>
-      </w:r>
-      <w:proofErr w:type="spellEnd"/>
-      <w:r>
-        <w:t xml:space="preserve"> Studio permitió visualizar el comportamiento mecánico y la respuesta de los sensores en tiempo real ante las órdenes del PLC.</w:t>
+      <w:r>
+        <w:t>.</w:t>
       </w:r>
     </w:p>
     <w:p>
@@ -430,453 +357,7 @@
         <w:rPr>
           <w:iCs/>
         </w:rPr>
-        <w:t>El programa se estructuró en 7 redes (Networks) principales que gestionan el ciclo de vida del proceso:</w:t>
-      </w:r>
-    </w:p>
-    <w:p>
-      <w:pPr>
-        <w:jc w:val="both"/>
-        <w:rPr>
-          <w:iCs/>
-        </w:rPr>
-      </w:pPr>
-      <w:r>
-        <w:rPr>
-          <w:b/>
-          <w:bCs/>
-          <w:iCs/>
-        </w:rPr>
-        <w:t xml:space="preserve">1. Gestión de Tiempo y </w:t>
-      </w:r>
-      <w:proofErr w:type="spellStart"/>
-      <w:r>
-        <w:rPr>
-          <w:b/>
-          <w:bCs/>
-          <w:iCs/>
-        </w:rPr>
-        <w:t>Reset</w:t>
-      </w:r>
-      <w:proofErr w:type="spellEnd"/>
-      <w:r>
-        <w:rPr>
-          <w:b/>
-          <w:bCs/>
-          <w:iCs/>
-        </w:rPr>
-        <w:t>:</w:t>
-      </w:r>
-      <w:r>
-        <w:rPr>
-          <w:iCs/>
-        </w:rPr>
-        <w:t xml:space="preserve"> Se implementó una lectura constante de los </w:t>
-      </w:r>
-      <w:proofErr w:type="spellStart"/>
-      <w:r>
-        <w:rPr>
-          <w:i/>
-          <w:iCs/>
-        </w:rPr>
-        <w:t>ticks</w:t>
-      </w:r>
-      <w:proofErr w:type="spellEnd"/>
-      <w:r>
-        <w:rPr>
-          <w:iCs/>
-        </w:rPr>
-        <w:t xml:space="preserve"> del sistema (TIME_TCK) almacenados en la variable "</w:t>
-      </w:r>
-      <w:proofErr w:type="spellStart"/>
-      <w:r>
-        <w:rPr>
-          <w:iCs/>
-        </w:rPr>
-        <w:t>T_Actual</w:t>
-      </w:r>
-      <w:proofErr w:type="spellEnd"/>
-      <w:r>
-        <w:rPr>
-          <w:iCs/>
-        </w:rPr>
-        <w:t xml:space="preserve">" (%MD32) para gestionar las esperas de proceso. Asimismo, se configuró una red de seguridad que </w:t>
-      </w:r>
-      <w:proofErr w:type="gramStart"/>
-      <w:r>
-        <w:rPr>
-          <w:iCs/>
-        </w:rPr>
-        <w:t>resetea</w:t>
-      </w:r>
-      <w:proofErr w:type="gramEnd"/>
-      <w:r>
-        <w:rPr>
-          <w:iCs/>
-        </w:rPr>
-        <w:t xml:space="preserve"> el sistema al "Paso 0" ante señales de "Stop" o "Emergencia".</w:t>
-      </w:r>
-    </w:p>
-    <w:p>
-      <w:pPr>
-        <w:jc w:val="both"/>
-        <w:rPr>
-          <w:iCs/>
-        </w:rPr>
-      </w:pPr>
-      <w:r>
-        <w:rPr>
-          <w:b/>
-          <w:bCs/>
-          <w:iCs/>
-        </w:rPr>
-        <w:t>2. Secuencia de Operación (</w:t>
-      </w:r>
-      <w:proofErr w:type="spellStart"/>
-      <w:r>
-        <w:rPr>
-          <w:b/>
-          <w:bCs/>
-          <w:iCs/>
-        </w:rPr>
-        <w:t>Grafcet</w:t>
-      </w:r>
-      <w:proofErr w:type="spellEnd"/>
-      <w:r>
-        <w:rPr>
-          <w:b/>
-          <w:bCs/>
-          <w:iCs/>
-        </w:rPr>
-        <w:t xml:space="preserve"> en Ladder):</w:t>
-      </w:r>
-    </w:p>
-    <w:p>
-      <w:pPr>
-        <w:numPr>
-          <w:ilvl w:val="0"/>
-          <w:numId w:val="15"/>
-        </w:numPr>
-        <w:jc w:val="both"/>
-        <w:rPr>
-          <w:iCs/>
-        </w:rPr>
-      </w:pPr>
-      <w:r>
-        <w:rPr>
-          <w:b/>
-          <w:bCs/>
-          <w:iCs/>
-        </w:rPr>
-        <w:t>Paso 0 a 10:</w:t>
-      </w:r>
-      <w:r>
-        <w:rPr>
-          <w:iCs/>
-        </w:rPr>
-        <w:t xml:space="preserve"> Inicio del ciclo al detectar una pieza con el "Sensor Banda" y pulsar "Start".</w:t>
-      </w:r>
-    </w:p>
-    <w:p>
-      <w:pPr>
-        <w:numPr>
-          <w:ilvl w:val="0"/>
-          <w:numId w:val="15"/>
-        </w:numPr>
-        <w:jc w:val="both"/>
-        <w:rPr>
-          <w:iCs/>
-        </w:rPr>
-      </w:pPr>
-      <w:r>
-        <w:rPr>
-          <w:b/>
-          <w:bCs/>
-          <w:iCs/>
-        </w:rPr>
-        <w:t>Pasos 10 y 20 (Sujeción):</w:t>
-      </w:r>
-      <w:r>
-        <w:rPr>
-          <w:iCs/>
-        </w:rPr>
-        <w:t xml:space="preserve"> Activación de los cilindros de posicionamiento A y B para asegurar la pieza.</w:t>
-      </w:r>
-    </w:p>
-    <w:p>
-      <w:pPr>
-        <w:numPr>
-          <w:ilvl w:val="0"/>
-          <w:numId w:val="15"/>
-        </w:numPr>
-        <w:jc w:val="both"/>
-        <w:rPr>
-          <w:iCs/>
-        </w:rPr>
-      </w:pPr>
-      <w:r>
-        <w:rPr>
-          <w:b/>
-          <w:bCs/>
-          <w:iCs/>
-        </w:rPr>
-        <w:t>Paso 30 (Rectificado):</w:t>
-      </w:r>
-      <w:r>
-        <w:rPr>
-          <w:iCs/>
-        </w:rPr>
-        <w:t xml:space="preserve"> Extensión del Cilindro C y activación de la Muela durante un tiempo determinado </w:t>
-      </w:r>
-      <w:r>
-        <w:rPr>
-          <w:iCs/>
-        </w:rPr>
-        <w:t>(5 a 8 segundos) calculado por la diferencia entre "</w:t>
-      </w:r>
-      <w:proofErr w:type="spellStart"/>
-      <w:r>
-        <w:rPr>
-          <w:iCs/>
-        </w:rPr>
-        <w:t>T_Actual</w:t>
-      </w:r>
-      <w:proofErr w:type="spellEnd"/>
-      <w:r>
-        <w:rPr>
-          <w:iCs/>
-        </w:rPr>
-        <w:t>" y el tiempo de referencia de inicio del paso.</w:t>
-      </w:r>
-    </w:p>
-    <w:p>
-      <w:pPr>
-        <w:numPr>
-          <w:ilvl w:val="0"/>
-          <w:numId w:val="15"/>
-        </w:numPr>
-        <w:jc w:val="both"/>
-        <w:rPr>
-          <w:iCs/>
-        </w:rPr>
-      </w:pPr>
-      <w:r>
-        <w:rPr>
-          <w:b/>
-          <w:bCs/>
-          <w:iCs/>
-        </w:rPr>
-        <w:t>Pasos 40 a 60 (Retorno y Salida):</w:t>
-      </w:r>
-      <w:r>
-        <w:rPr>
-          <w:iCs/>
-        </w:rPr>
-        <w:t xml:space="preserve"> Retracción de actuadores y espera de seguridad de 11 segundos antes de permitir un nuevo ciclo, asegurando que la zona de trabajo esté despejada.</w:t>
-      </w:r>
-    </w:p>
-    <w:p>
-      <w:pPr>
-        <w:jc w:val="both"/>
-        <w:rPr>
-          <w:b/>
-          <w:bCs/>
-          <w:iCs/>
-        </w:rPr>
-      </w:pPr>
-      <w:r>
-        <w:rPr>
-          <w:b/>
-          <w:bCs/>
-          <w:iCs/>
-          <w:noProof/>
-        </w:rPr>
-        <w:drawing>
-          <wp:inline distT="0" distB="0" distL="0" distR="0" wp14:anchorId="54FBACE8" wp14:editId="2D2412AD">
-            <wp:extent cx="3250465" cy="2108699"/>
-            <wp:effectExtent l="0" t="0" r="7620" b="6350"/>
-            <wp:docPr id="963357705" name="Imagen 3"/>
-            <wp:cNvGraphicFramePr>
-              <a:graphicFrameLocks xmlns:a="http://schemas.openxmlformats.org/drawingml/2006/main" noChangeAspect="1"/>
-            </wp:cNvGraphicFramePr>
-            <a:graphic xmlns:a="http://schemas.openxmlformats.org/drawingml/2006/main">
-              <a:graphicData uri="http://schemas.openxmlformats.org/drawingml/2006/picture">
-                <pic:pic xmlns:pic="http://schemas.openxmlformats.org/drawingml/2006/picture">
-                  <pic:nvPicPr>
-                    <pic:cNvPr id="0" name="Picture 3"/>
-                    <pic:cNvPicPr>
-                      <a:picLocks noChangeAspect="1" noChangeArrowheads="1"/>
-                    </pic:cNvPicPr>
-                  </pic:nvPicPr>
-                  <pic:blipFill>
-                    <a:blip r:embed="rId10" cstate="print">
-                      <a:extLst>
-                        <a:ext uri="{28A0092B-C50C-407E-A947-70E740481C1C}">
-                          <a14:useLocalDpi xmlns:a14="http://schemas.microsoft.com/office/drawing/2010/main" val="0"/>
-                        </a:ext>
-                      </a:extLst>
-                    </a:blip>
-                    <a:srcRect/>
-                    <a:stretch>
-                      <a:fillRect/>
-                    </a:stretch>
-                  </pic:blipFill>
-                  <pic:spPr bwMode="auto">
-                    <a:xfrm>
-                      <a:off x="0" y="0"/>
-                      <a:ext cx="3278252" cy="2126725"/>
-                    </a:xfrm>
-                    <a:prstGeom prst="rect">
-                      <a:avLst/>
-                    </a:prstGeom>
-                    <a:noFill/>
-                  </pic:spPr>
-                </pic:pic>
-              </a:graphicData>
-            </a:graphic>
-          </wp:inline>
-        </w:drawing>
-      </w:r>
-    </w:p>
-    <w:p>
-      <w:pPr>
-        <w:pStyle w:val="Prrafodelista"/>
-        <w:jc w:val="center"/>
-        <w:rPr>
-          <w:b/>
-          <w:bCs/>
-          <w:i/>
-          <w:iCs/>
-          <w:sz w:val="16"/>
-          <w:szCs w:val="16"/>
-        </w:rPr>
-      </w:pPr>
-      <w:r>
-        <w:rPr>
-          <w:b/>
-          <w:bCs/>
-          <w:i/>
-          <w:iCs/>
-          <w:sz w:val="16"/>
-          <w:szCs w:val="16"/>
-        </w:rPr>
-        <w:t xml:space="preserve">Fig </w:t>
-      </w:r>
-      <w:proofErr w:type="gramStart"/>
-      <w:r>
-        <w:rPr>
-          <w:b/>
-          <w:bCs/>
-          <w:i/>
-          <w:iCs/>
-          <w:sz w:val="16"/>
-          <w:szCs w:val="16"/>
-        </w:rPr>
-        <w:t>1</w:t>
-      </w:r>
-      <w:r>
-        <w:rPr>
-          <w:b/>
-          <w:bCs/>
-          <w:i/>
-          <w:iCs/>
-          <w:sz w:val="16"/>
-          <w:szCs w:val="16"/>
-        </w:rPr>
-        <w:t xml:space="preserve"> :</w:t>
-      </w:r>
-      <w:proofErr w:type="gramEnd"/>
-      <w:r>
-        <w:rPr>
-          <w:b/>
-          <w:bCs/>
-          <w:i/>
-          <w:iCs/>
-          <w:sz w:val="16"/>
-          <w:szCs w:val="16"/>
-        </w:rPr>
-        <w:t xml:space="preserve">  AUTOMATION</w:t>
-      </w:r>
-      <w:r>
-        <w:rPr>
-          <w:b/>
-          <w:bCs/>
-          <w:i/>
-          <w:iCs/>
-          <w:sz w:val="16"/>
-          <w:szCs w:val="16"/>
-        </w:rPr>
-        <w:t xml:space="preserve"> Primer Punto</w:t>
-      </w:r>
-      <w:r>
-        <w:rPr>
-          <w:b/>
-          <w:bCs/>
-          <w:i/>
-          <w:iCs/>
-          <w:sz w:val="16"/>
-          <w:szCs w:val="16"/>
-        </w:rPr>
-        <w:t>.</w:t>
-      </w:r>
-    </w:p>
-    <w:p>
-      <w:pPr>
-        <w:jc w:val="both"/>
-        <w:rPr>
-          <w:b/>
-          <w:bCs/>
-          <w:iCs/>
-        </w:rPr>
-      </w:pPr>
-    </w:p>
-    <w:p>
-      <w:pPr>
-        <w:jc w:val="both"/>
-        <w:rPr>
-          <w:iCs/>
-        </w:rPr>
-      </w:pPr>
-      <w:r>
-        <w:rPr>
-          <w:b/>
-          <w:bCs/>
-          <w:iCs/>
-        </w:rPr>
-        <w:t>3. Comunicación y Simulación:</w:t>
-      </w:r>
-      <w:r>
-        <w:rPr>
-          <w:iCs/>
-        </w:rPr>
-        <w:t xml:space="preserve"> Se estableció una comunicación industrial donde el PLC lee las marcas de los sensores (ej. %M0.5 para "</w:t>
-      </w:r>
-      <w:proofErr w:type="spellStart"/>
-      <w:r>
-        <w:rPr>
-          <w:iCs/>
-        </w:rPr>
-        <w:t>Sensor_Pos_A</w:t>
-      </w:r>
-      <w:proofErr w:type="spellEnd"/>
-      <w:r>
-        <w:rPr>
-          <w:iCs/>
-        </w:rPr>
-        <w:t>") y escribe en las salidas que activan los solenoides en el simulador (ej. %M10.1 para "</w:t>
-      </w:r>
-      <w:proofErr w:type="spellStart"/>
-      <w:r>
-        <w:rPr>
-          <w:iCs/>
-        </w:rPr>
-        <w:t>Cilindro_A_Ext</w:t>
-      </w:r>
-      <w:proofErr w:type="spellEnd"/>
-      <w:r>
-        <w:rPr>
-          <w:iCs/>
-        </w:rPr>
-        <w:t>")</w:t>
+        <w:t xml:space="preserve">El </w:t>
       </w:r>
     </w:p>
     <w:p>
@@ -972,11 +453,7 @@
       </w:r>
       <w:proofErr w:type="spellEnd"/>
       <w:r>
-        <w:t xml:space="preserve"> Studio funcionó como una herramienta de validación dinámica, donde se observó que el cilindro C no operaba inicialmente por errores de etiquetado, </w:t>
-      </w:r>
-      <w:r>
-        <w:lastRenderedPageBreak/>
-        <w:t>los cuales fueron corregidos para sincronizarse con la marca %M10.3 del PLC</w:t>
+        <w:t xml:space="preserve"> Studio funcionó como una herramienta de validación dinámica, donde se observó que el cilindro C no operaba inicialmente por errores de etiquetado, los cuales fueron corregidos para sincronizarse con la marca %M10.3 del PLC</w:t>
       </w:r>
     </w:p>
     <w:p>
@@ -1106,17 +583,20 @@
         <w:jc w:val="both"/>
         <w:rPr>
           <w:color w:val="000000"/>
+          <w:lang w:val="en-US"/>
         </w:rPr>
       </w:pPr>
       <w:r>
         <w:rPr>
           <w:color w:val="000000"/>
+          <w:lang w:val="en-US"/>
         </w:rPr>
         <w:t xml:space="preserve">[1] </w:t>
       </w:r>
       <w:r>
         <w:rPr>
           <w:color w:val="000000"/>
+          <w:lang w:val="en-US"/>
         </w:rPr>
         <w:t xml:space="preserve">Siemens AG, </w:t>
       </w:r>
@@ -1125,66 +605,14 @@
           <w:i/>
           <w:iCs/>
           <w:color w:val="000000"/>
-        </w:rPr>
-        <w:t xml:space="preserve">SIMATIC S7-1500 </w:t>
-      </w:r>
-      <w:proofErr w:type="spellStart"/>
-      <w:r>
-        <w:rPr>
-          <w:i/>
-          <w:iCs/>
+          <w:lang w:val="en-US"/>
+        </w:rPr>
+        <w:t>SIMATIC S7-1500 Programmable Controller System Manual</w:t>
+      </w:r>
+      <w:r>
+        <w:rPr>
           <w:color w:val="000000"/>
-        </w:rPr>
-        <w:t>Programmable</w:t>
-      </w:r>
-      <w:proofErr w:type="spellEnd"/>
-      <w:r>
-        <w:rPr>
-          <w:i/>
-          <w:iCs/>
-          <w:color w:val="000000"/>
-        </w:rPr>
-        <w:t xml:space="preserve"> </w:t>
-      </w:r>
-      <w:proofErr w:type="spellStart"/>
-      <w:r>
-        <w:rPr>
-          <w:i/>
-          <w:iCs/>
-          <w:color w:val="000000"/>
-        </w:rPr>
-        <w:t>Controller</w:t>
-      </w:r>
-      <w:proofErr w:type="spellEnd"/>
-      <w:r>
-        <w:rPr>
-          <w:i/>
-          <w:iCs/>
-          <w:color w:val="000000"/>
-        </w:rPr>
-        <w:t xml:space="preserve"> </w:t>
-      </w:r>
-      <w:proofErr w:type="spellStart"/>
-      <w:r>
-        <w:rPr>
-          <w:i/>
-          <w:iCs/>
-          <w:color w:val="000000"/>
-        </w:rPr>
-        <w:t>System</w:t>
-      </w:r>
-      <w:proofErr w:type="spellEnd"/>
-      <w:r>
-        <w:rPr>
-          <w:i/>
-          <w:iCs/>
-          <w:color w:val="000000"/>
-        </w:rPr>
-        <w:t xml:space="preserve"> Manual</w:t>
-      </w:r>
-      <w:r>
-        <w:rPr>
-          <w:color w:val="000000"/>
+          <w:lang w:val="en-US"/>
         </w:rPr>
         <w:t>, Nuremberg, Germany: Siemens AG, 2022.</w:t>
       </w:r>
@@ -1202,6 +630,7 @@
         <w:jc w:val="both"/>
         <w:rPr>
           <w:color w:val="000000"/>
+          <w:lang w:val="en-US"/>
         </w:rPr>
       </w:pPr>
     </w:p>
@@ -1218,11 +647,13 @@
         <w:jc w:val="both"/>
         <w:rPr>
           <w:color w:val="000000"/>
+          <w:lang w:val="en-US"/>
         </w:rPr>
       </w:pPr>
       <w:r>
         <w:rPr>
           <w:color w:val="000000"/>
+          <w:lang w:val="en-US"/>
         </w:rPr>
         <w:t xml:space="preserve">[2] Siemens AG, </w:t>
       </w:r>
@@ -1231,30 +662,14 @@
           <w:i/>
           <w:iCs/>
           <w:color w:val="000000"/>
-        </w:rPr>
-        <w:t xml:space="preserve">TIA Portal V18 </w:t>
-      </w:r>
-      <w:proofErr w:type="spellStart"/>
-      <w:r>
-        <w:rPr>
-          <w:i/>
-          <w:iCs/>
+          <w:lang w:val="en-US"/>
+        </w:rPr>
+        <w:t>TIA Portal V18 Programming Manual</w:t>
+      </w:r>
+      <w:r>
+        <w:rPr>
           <w:color w:val="000000"/>
-        </w:rPr>
-        <w:t>Programming</w:t>
-      </w:r>
-      <w:proofErr w:type="spellEnd"/>
-      <w:r>
-        <w:rPr>
-          <w:i/>
-          <w:iCs/>
-          <w:color w:val="000000"/>
-        </w:rPr>
-        <w:t xml:space="preserve"> Manual</w:t>
-      </w:r>
-      <w:r>
-        <w:rPr>
-          <w:color w:val="000000"/>
+          <w:lang w:val="en-US"/>
         </w:rPr>
         <w:t>, Nuremberg, Germany: Siemens AG, 2022.</w:t>
       </w:r>
@@ -1273,7 +688,7 @@
 </file>
 
 <file path=word/endnotes.xml><?xml version="1.0" encoding="utf-8"?>
-<w:endnotes xmlns:wpc="http://schemas.microsoft.com/office/word/2010/wordprocessingCanvas" xmlns:cx="http://schemas.microsoft.com/office/drawing/2014/chartex" xmlns:cx1="http://schemas.microsoft.com/office/drawing/2015/9/8/chartex" xmlns:cx2="http://schemas.microsoft.com/office/drawing/2015/10/21/chartex" xmlns:cx3="http://schemas.microsoft.com/office/drawing/2016/5/9/chartex" xmlns:cx4="http://schemas.microsoft.com/office/drawing/2016/5/10/chartex" xmlns:cx5="http://schemas.microsoft.com/office/drawing/2016/5/11/chartex" xmlns:cx6="http://schemas.microsoft.com/office/drawing/2016/5/12/chartex" xmlns:cx7="http://schemas.microsoft.com/office/drawing/2016/5/13/chartex" xmlns:cx8="http://schemas.microsoft.com/office/drawing/2016/5/14/chartex" xmlns:mc="http://schemas.openxmlformats.org/markup-compatibility/2006" xmlns:aink="http://schemas.microsoft.com/office/drawing/2016/ink" xmlns:am3d="http://schemas.microsoft.com/office/drawing/2017/model3d" xmlns:o="urn:schemas-microsoft-com:office:office" xmlns:oel="http://schemas.microsoft.com/office/2019/extlst" xmlns:r="http://schemas.openxmlformats.org/officeDocument/2006/relationships" xmlns:m="http://schemas.openxmlformats.org/officeDocument/2006/math" xmlns:v="urn:schemas-microsoft-com:vml" xmlns:wp14="http://schemas.microsoft.com/office/word/2010/wordprocessingDrawing" xmlns:wp="http://schemas.openxmlformats.org/drawingml/2006/wordprocessingDrawing" xmlns:w10="urn:schemas-microsoft-com:office:word" xmlns:w="http://schemas.openxmlformats.org/wordprocessingml/2006/main" xmlns:w14="http://schemas.microsoft.com/office/word/2010/wordml" xmlns:w15="http://schemas.microsoft.com/office/word/2012/wordml" xmlns:w16cex="http://schemas.microsoft.com/office/word/2018/wordml/cex" xmlns:w16cid="http://schemas.microsoft.com/office/word/2016/wordml/cid" xmlns:w16="http://schemas.microsoft.com/office/word/2018/wordml" xmlns:w16du="http://schemas.microsoft.com/office/word/2023/wordml/word16du" xmlns:w16sdtdh="http://schemas.microsoft.com/office/word/2020/wordml/sdtdatahash" xmlns:w16sdtfl="http://schemas.microsoft.com/office/word/2024/wordml/sdtformatlock" xmlns:w16se="http://schemas.microsoft.com/office/word/2015/wordml/symex" xmlns:wpg="http://schemas.microsoft.com/office/word/2010/wordprocessingGroup" xmlns:wpi="http://schemas.microsoft.com/office/word/2010/wordprocessingInk" xmlns:wne="http://schemas.microsoft.com/office/word/2006/wordml" xmlns:wps="http://schemas.microsoft.com/office/word/2010/wordprocessingShape" mc:Ignorable="w14 w15 w16se w16cid w16 w16cex w16sdtdh w16sdtfl w16du wp14">
+<w:endnotes xmlns:wpc="http://schemas.microsoft.com/office/word/2010/wordprocessingCanvas" xmlns:cx="http://schemas.microsoft.com/office/drawing/2014/chartex" xmlns:cx1="http://schemas.microsoft.com/office/drawing/2015/9/8/chartex" xmlns:cx2="http://schemas.microsoft.com/office/drawing/2015/10/21/chartex" xmlns:cx3="http://schemas.microsoft.com/office/drawing/2016/5/9/chartex" xmlns:cx4="http://schemas.microsoft.com/office/drawing/2016/5/10/chartex" xmlns:cx5="http://schemas.microsoft.com/office/drawing/2016/5/11/chartex" xmlns:cx6="http://schemas.microsoft.com/office/drawing/2016/5/12/chartex" xmlns:cx7="http://schemas.microsoft.com/office/drawing/2016/5/13/chartex" xmlns:cx8="http://schemas.microsoft.com/office/drawing/2016/5/14/chartex" xmlns:mc="http://schemas.openxmlformats.org/markup-compatibility/2006" xmlns:aink="http://schemas.microsoft.com/office/drawing/2016/ink" xmlns:am3d="http://schemas.microsoft.com/office/drawing/2017/model3d" xmlns:o="urn:schemas-microsoft-com:office:office" xmlns:oel="http://schemas.microsoft.com/office/2019/extlst" xmlns:r="http://schemas.openxmlformats.org/officeDocument/2006/relationships" xmlns:m="http://schemas.openxmlformats.org/officeDocument/2006/math" xmlns:v="urn:schemas-microsoft-com:vml" xmlns:wp14="http://schemas.microsoft.com/office/word/2010/wordprocessingDrawing" xmlns:wp="http://schemas.openxmlformats.org/drawingml/2006/wordprocessingDrawing" xmlns:w10="urn:schemas-microsoft-com:office:word" xmlns:w="http://schemas.openxmlformats.org/wordprocessingml/2006/main" xmlns:w14="http://schemas.microsoft.com/office/word/2010/wordml" xmlns:w15="http://schemas.microsoft.com/office/word/2012/wordml" xmlns:w16cex="http://schemas.microsoft.com/office/word/2018/wordml/cex" xmlns:w16cid="http://schemas.microsoft.com/office/word/2016/wordml/cid" xmlns:w16="http://schemas.microsoft.com/office/word/2018/wordml" xmlns:w16sdtdh="http://schemas.microsoft.com/office/word/2020/wordml/sdtdatahash" xmlns:w16se="http://schemas.microsoft.com/office/word/2015/wordml/symex" xmlns:wpg="http://schemas.microsoft.com/office/word/2010/wordprocessingGroup" xmlns:wpi="http://schemas.microsoft.com/office/word/2010/wordprocessingInk" xmlns:wne="http://schemas.microsoft.com/office/word/2006/wordml" xmlns:wps="http://schemas.microsoft.com/office/word/2010/wordprocessingShape" mc:Ignorable="w14 w15 w16se w16cid w16 w16cex w16sdtdh wp14">
   <w:endnote w:type="separator" w:id="-1">
     <w:p>
       <w:r>
@@ -1292,7 +707,7 @@
 </file>
 
 <file path=word/footer1.xml><?xml version="1.0" encoding="utf-8"?>
-<w:ftr xmlns:wpc="http://schemas.microsoft.com/office/word/2010/wordprocessingCanvas" xmlns:cx="http://schemas.microsoft.com/office/drawing/2014/chartex" xmlns:cx1="http://schemas.microsoft.com/office/drawing/2015/9/8/chartex" xmlns:cx2="http://schemas.microsoft.com/office/drawing/2015/10/21/chartex" xmlns:cx3="http://schemas.microsoft.com/office/drawing/2016/5/9/chartex" xmlns:cx4="http://schemas.microsoft.com/office/drawing/2016/5/10/chartex" xmlns:cx5="http://schemas.microsoft.com/office/drawing/2016/5/11/chartex" xmlns:cx6="http://schemas.microsoft.com/office/drawing/2016/5/12/chartex" xmlns:cx7="http://schemas.microsoft.com/office/drawing/2016/5/13/chartex" xmlns:cx8="http://schemas.microsoft.com/office/drawing/2016/5/14/chartex" xmlns:mc="http://schemas.openxmlformats.org/markup-compatibility/2006" xmlns:aink="http://schemas.microsoft.com/office/drawing/2016/ink" xmlns:am3d="http://schemas.microsoft.com/office/drawing/2017/model3d" xmlns:o="urn:schemas-microsoft-com:office:office" xmlns:oel="http://schemas.microsoft.com/office/2019/extlst" xmlns:r="http://schemas.openxmlformats.org/officeDocument/2006/relationships" xmlns:m="http://schemas.openxmlformats.org/officeDocument/2006/math" xmlns:v="urn:schemas-microsoft-com:vml" xmlns:wp14="http://schemas.microsoft.com/office/word/2010/wordprocessingDrawing" xmlns:wp="http://schemas.openxmlformats.org/drawingml/2006/wordprocessingDrawing" xmlns:w10="urn:schemas-microsoft-com:office:word" xmlns:w="http://schemas.openxmlformats.org/wordprocessingml/2006/main" xmlns:w14="http://schemas.microsoft.com/office/word/2010/wordml" xmlns:w15="http://schemas.microsoft.com/office/word/2012/wordml" xmlns:w16cex="http://schemas.microsoft.com/office/word/2018/wordml/cex" xmlns:w16cid="http://schemas.microsoft.com/office/word/2016/wordml/cid" xmlns:w16="http://schemas.microsoft.com/office/word/2018/wordml" xmlns:w16du="http://schemas.microsoft.com/office/word/2023/wordml/word16du" xmlns:w16sdtdh="http://schemas.microsoft.com/office/word/2020/wordml/sdtdatahash" xmlns:w16sdtfl="http://schemas.microsoft.com/office/word/2024/wordml/sdtformatlock" xmlns:w16se="http://schemas.microsoft.com/office/word/2015/wordml/symex" xmlns:wpg="http://schemas.microsoft.com/office/word/2010/wordprocessingGroup" xmlns:wpi="http://schemas.microsoft.com/office/word/2010/wordprocessingInk" xmlns:wne="http://schemas.microsoft.com/office/word/2006/wordml" xmlns:wps="http://schemas.microsoft.com/office/word/2010/wordprocessingShape" mc:Ignorable="w14 w15 w16se w16cid w16 w16cex w16sdtdh w16sdtfl w16du wp14">
+<w:ftr xmlns:wpc="http://schemas.microsoft.com/office/word/2010/wordprocessingCanvas" xmlns:cx="http://schemas.microsoft.com/office/drawing/2014/chartex" xmlns:cx1="http://schemas.microsoft.com/office/drawing/2015/9/8/chartex" xmlns:cx2="http://schemas.microsoft.com/office/drawing/2015/10/21/chartex" xmlns:cx3="http://schemas.microsoft.com/office/drawing/2016/5/9/chartex" xmlns:cx4="http://schemas.microsoft.com/office/drawing/2016/5/10/chartex" xmlns:cx5="http://schemas.microsoft.com/office/drawing/2016/5/11/chartex" xmlns:cx6="http://schemas.microsoft.com/office/drawing/2016/5/12/chartex" xmlns:cx7="http://schemas.microsoft.com/office/drawing/2016/5/13/chartex" xmlns:cx8="http://schemas.microsoft.com/office/drawing/2016/5/14/chartex" xmlns:mc="http://schemas.openxmlformats.org/markup-compatibility/2006" xmlns:aink="http://schemas.microsoft.com/office/drawing/2016/ink" xmlns:am3d="http://schemas.microsoft.com/office/drawing/2017/model3d" xmlns:o="urn:schemas-microsoft-com:office:office" xmlns:oel="http://schemas.microsoft.com/office/2019/extlst" xmlns:r="http://schemas.openxmlformats.org/officeDocument/2006/relationships" xmlns:m="http://schemas.openxmlformats.org/officeDocument/2006/math" xmlns:v="urn:schemas-microsoft-com:vml" xmlns:wp14="http://schemas.microsoft.com/office/word/2010/wordprocessingDrawing" xmlns:wp="http://schemas.openxmlformats.org/drawingml/2006/wordprocessingDrawing" xmlns:w10="urn:schemas-microsoft-com:office:word" xmlns:w="http://schemas.openxmlformats.org/wordprocessingml/2006/main" xmlns:w14="http://schemas.microsoft.com/office/word/2010/wordml" xmlns:w15="http://schemas.microsoft.com/office/word/2012/wordml" xmlns:w16cex="http://schemas.microsoft.com/office/word/2018/wordml/cex" xmlns:w16cid="http://schemas.microsoft.com/office/word/2016/wordml/cid" xmlns:w16="http://schemas.microsoft.com/office/word/2018/wordml" xmlns:w16sdtdh="http://schemas.microsoft.com/office/word/2020/wordml/sdtdatahash" xmlns:w16se="http://schemas.microsoft.com/office/word/2015/wordml/symex" xmlns:wpg="http://schemas.microsoft.com/office/word/2010/wordprocessingGroup" xmlns:wpi="http://schemas.microsoft.com/office/word/2010/wordprocessingInk" xmlns:wne="http://schemas.microsoft.com/office/word/2006/wordml" xmlns:wps="http://schemas.microsoft.com/office/word/2010/wordprocessingShape" mc:Ignorable="w14 w15 w16se w16cid w16 w16cex w16sdtdh wp14">
   <w:sdt>
     <w:sdtPr>
       <w:id w:val="-429969078"/>
@@ -1337,7 +752,7 @@
 </file>
 
 <file path=word/footnotes.xml><?xml version="1.0" encoding="utf-8"?>
-<w:footnotes xmlns:wpc="http://schemas.microsoft.com/office/word/2010/wordprocessingCanvas" xmlns:cx="http://schemas.microsoft.com/office/drawing/2014/chartex" xmlns:cx1="http://schemas.microsoft.com/office/drawing/2015/9/8/chartex" xmlns:cx2="http://schemas.microsoft.com/office/drawing/2015/10/21/chartex" xmlns:cx3="http://schemas.microsoft.com/office/drawing/2016/5/9/chartex" xmlns:cx4="http://schemas.microsoft.com/office/drawing/2016/5/10/chartex" xmlns:cx5="http://schemas.microsoft.com/office/drawing/2016/5/11/chartex" xmlns:cx6="http://schemas.microsoft.com/office/drawing/2016/5/12/chartex" xmlns:cx7="http://schemas.microsoft.com/office/drawing/2016/5/13/chartex" xmlns:cx8="http://schemas.microsoft.com/office/drawing/2016/5/14/chartex" xmlns:mc="http://schemas.openxmlformats.org/markup-compatibility/2006" xmlns:aink="http://schemas.microsoft.com/office/drawing/2016/ink" xmlns:am3d="http://schemas.microsoft.com/office/drawing/2017/model3d" xmlns:o="urn:schemas-microsoft-com:office:office" xmlns:oel="http://schemas.microsoft.com/office/2019/extlst" xmlns:r="http://schemas.openxmlformats.org/officeDocument/2006/relationships" xmlns:m="http://schemas.openxmlformats.org/officeDocument/2006/math" xmlns:v="urn:schemas-microsoft-com:vml" xmlns:wp14="http://schemas.microsoft.com/office/word/2010/wordprocessingDrawing" xmlns:wp="http://schemas.openxmlformats.org/drawingml/2006/wordprocessingDrawing" xmlns:w10="urn:schemas-microsoft-com:office:word" xmlns:w="http://schemas.openxmlformats.org/wordprocessingml/2006/main" xmlns:w14="http://schemas.microsoft.com/office/word/2010/wordml" xmlns:w15="http://schemas.microsoft.com/office/word/2012/wordml" xmlns:w16cex="http://schemas.microsoft.com/office/word/2018/wordml/cex" xmlns:w16cid="http://schemas.microsoft.com/office/word/2016/wordml/cid" xmlns:w16="http://schemas.microsoft.com/office/word/2018/wordml" xmlns:w16du="http://schemas.microsoft.com/office/word/2023/wordml/word16du" xmlns:w16sdtdh="http://schemas.microsoft.com/office/word/2020/wordml/sdtdatahash" xmlns:w16sdtfl="http://schemas.microsoft.com/office/word/2024/wordml/sdtformatlock" xmlns:w16se="http://schemas.microsoft.com/office/word/2015/wordml/symex" xmlns:wpg="http://schemas.microsoft.com/office/word/2010/wordprocessingGroup" xmlns:wpi="http://schemas.microsoft.com/office/word/2010/wordprocessingInk" xmlns:wne="http://schemas.microsoft.com/office/word/2006/wordml" xmlns:wps="http://schemas.microsoft.com/office/word/2010/wordprocessingShape" mc:Ignorable="w14 w15 w16se w16cid w16 w16cex w16sdtdh w16sdtfl w16du wp14">
+<w:footnotes xmlns:wpc="http://schemas.microsoft.com/office/word/2010/wordprocessingCanvas" xmlns:cx="http://schemas.microsoft.com/office/drawing/2014/chartex" xmlns:cx1="http://schemas.microsoft.com/office/drawing/2015/9/8/chartex" xmlns:cx2="http://schemas.microsoft.com/office/drawing/2015/10/21/chartex" xmlns:cx3="http://schemas.microsoft.com/office/drawing/2016/5/9/chartex" xmlns:cx4="http://schemas.microsoft.com/office/drawing/2016/5/10/chartex" xmlns:cx5="http://schemas.microsoft.com/office/drawing/2016/5/11/chartex" xmlns:cx6="http://schemas.microsoft.com/office/drawing/2016/5/12/chartex" xmlns:cx7="http://schemas.microsoft.com/office/drawing/2016/5/13/chartex" xmlns:cx8="http://schemas.microsoft.com/office/drawing/2016/5/14/chartex" xmlns:mc="http://schemas.openxmlformats.org/markup-compatibility/2006" xmlns:aink="http://schemas.microsoft.com/office/drawing/2016/ink" xmlns:am3d="http://schemas.microsoft.com/office/drawing/2017/model3d" xmlns:o="urn:schemas-microsoft-com:office:office" xmlns:oel="http://schemas.microsoft.com/office/2019/extlst" xmlns:r="http://schemas.openxmlformats.org/officeDocument/2006/relationships" xmlns:m="http://schemas.openxmlformats.org/officeDocument/2006/math" xmlns:v="urn:schemas-microsoft-com:vml" xmlns:wp14="http://schemas.microsoft.com/office/word/2010/wordprocessingDrawing" xmlns:wp="http://schemas.openxmlformats.org/drawingml/2006/wordprocessingDrawing" xmlns:w10="urn:schemas-microsoft-com:office:word" xmlns:w="http://schemas.openxmlformats.org/wordprocessingml/2006/main" xmlns:w14="http://schemas.microsoft.com/office/word/2010/wordml" xmlns:w15="http://schemas.microsoft.com/office/word/2012/wordml" xmlns:w16cex="http://schemas.microsoft.com/office/word/2018/wordml/cex" xmlns:w16cid="http://schemas.microsoft.com/office/word/2016/wordml/cid" xmlns:w16="http://schemas.microsoft.com/office/word/2018/wordml" xmlns:w16sdtdh="http://schemas.microsoft.com/office/word/2020/wordml/sdtdatahash" xmlns:w16se="http://schemas.microsoft.com/office/word/2015/wordml/symex" xmlns:wpg="http://schemas.microsoft.com/office/word/2010/wordprocessingGroup" xmlns:wpi="http://schemas.microsoft.com/office/word/2010/wordprocessingInk" xmlns:wne="http://schemas.microsoft.com/office/word/2006/wordml" xmlns:wps="http://schemas.microsoft.com/office/word/2010/wordprocessingShape" mc:Ignorable="w14 w15 w16se w16cid w16 w16cex w16sdtdh wp14">
   <w:footnote w:type="separator" w:id="-1">
     <w:p>
       <w:r>
@@ -1356,7 +771,7 @@
 </file>
 
 <file path=word/header1.xml><?xml version="1.0" encoding="utf-8"?>
-<w:hdr xmlns:wpc="http://schemas.microsoft.com/office/word/2010/wordprocessingCanvas" xmlns:cx="http://schemas.microsoft.com/office/drawing/2014/chartex" xmlns:cx1="http://schemas.microsoft.com/office/drawing/2015/9/8/chartex" xmlns:cx2="http://schemas.microsoft.com/office/drawing/2015/10/21/chartex" xmlns:cx3="http://schemas.microsoft.com/office/drawing/2016/5/9/chartex" xmlns:cx4="http://schemas.microsoft.com/office/drawing/2016/5/10/chartex" xmlns:cx5="http://schemas.microsoft.com/office/drawing/2016/5/11/chartex" xmlns:cx6="http://schemas.microsoft.com/office/drawing/2016/5/12/chartex" xmlns:cx7="http://schemas.microsoft.com/office/drawing/2016/5/13/chartex" xmlns:cx8="http://schemas.microsoft.com/office/drawing/2016/5/14/chartex" xmlns:mc="http://schemas.openxmlformats.org/markup-compatibility/2006" xmlns:aink="http://schemas.microsoft.com/office/drawing/2016/ink" xmlns:am3d="http://schemas.microsoft.com/office/drawing/2017/model3d" xmlns:o="urn:schemas-microsoft-com:office:office" xmlns:oel="http://schemas.microsoft.com/office/2019/extlst" xmlns:r="http://schemas.openxmlformats.org/officeDocument/2006/relationships" xmlns:m="http://schemas.openxmlformats.org/officeDocument/2006/math" xmlns:v="urn:schemas-microsoft-com:vml" xmlns:wp14="http://schemas.microsoft.com/office/word/2010/wordprocessingDrawing" xmlns:wp="http://schemas.openxmlformats.org/drawingml/2006/wordprocessingDrawing" xmlns:w10="urn:schemas-microsoft-com:office:word" xmlns:w="http://schemas.openxmlformats.org/wordprocessingml/2006/main" xmlns:w14="http://schemas.microsoft.com/office/word/2010/wordml" xmlns:w15="http://schemas.microsoft.com/office/word/2012/wordml" xmlns:w16cex="http://schemas.microsoft.com/office/word/2018/wordml/cex" xmlns:w16cid="http://schemas.microsoft.com/office/word/2016/wordml/cid" xmlns:w16="http://schemas.microsoft.com/office/word/2018/wordml" xmlns:w16du="http://schemas.microsoft.com/office/word/2023/wordml/word16du" xmlns:w16sdtdh="http://schemas.microsoft.com/office/word/2020/wordml/sdtdatahash" xmlns:w16sdtfl="http://schemas.microsoft.com/office/word/2024/wordml/sdtformatlock" xmlns:w16se="http://schemas.microsoft.com/office/word/2015/wordml/symex" xmlns:wpg="http://schemas.microsoft.com/office/word/2010/wordprocessingGroup" xmlns:wpi="http://schemas.microsoft.com/office/word/2010/wordprocessingInk" xmlns:wne="http://schemas.microsoft.com/office/word/2006/wordml" xmlns:wps="http://schemas.microsoft.com/office/word/2010/wordprocessingShape" mc:Ignorable="w14 w15 w16se w16cid w16 w16cex w16sdtdh w16sdtfl w16du wp14">
+<w:hdr xmlns:wpc="http://schemas.microsoft.com/office/word/2010/wordprocessingCanvas" xmlns:cx="http://schemas.microsoft.com/office/drawing/2014/chartex" xmlns:cx1="http://schemas.microsoft.com/office/drawing/2015/9/8/chartex" xmlns:cx2="http://schemas.microsoft.com/office/drawing/2015/10/21/chartex" xmlns:cx3="http://schemas.microsoft.com/office/drawing/2016/5/9/chartex" xmlns:cx4="http://schemas.microsoft.com/office/drawing/2016/5/10/chartex" xmlns:cx5="http://schemas.microsoft.com/office/drawing/2016/5/11/chartex" xmlns:cx6="http://schemas.microsoft.com/office/drawing/2016/5/12/chartex" xmlns:cx7="http://schemas.microsoft.com/office/drawing/2016/5/13/chartex" xmlns:cx8="http://schemas.microsoft.com/office/drawing/2016/5/14/chartex" xmlns:mc="http://schemas.openxmlformats.org/markup-compatibility/2006" xmlns:aink="http://schemas.microsoft.com/office/drawing/2016/ink" xmlns:am3d="http://schemas.microsoft.com/office/drawing/2017/model3d" xmlns:o="urn:schemas-microsoft-com:office:office" xmlns:oel="http://schemas.microsoft.com/office/2019/extlst" xmlns:r="http://schemas.openxmlformats.org/officeDocument/2006/relationships" xmlns:m="http://schemas.openxmlformats.org/officeDocument/2006/math" xmlns:v="urn:schemas-microsoft-com:vml" xmlns:wp14="http://schemas.microsoft.com/office/word/2010/wordprocessingDrawing" xmlns:wp="http://schemas.openxmlformats.org/drawingml/2006/wordprocessingDrawing" xmlns:w10="urn:schemas-microsoft-com:office:word" xmlns:w="http://schemas.openxmlformats.org/wordprocessingml/2006/main" xmlns:w14="http://schemas.microsoft.com/office/word/2010/wordml" xmlns:w15="http://schemas.microsoft.com/office/word/2012/wordml" xmlns:w16cex="http://schemas.microsoft.com/office/word/2018/wordml/cex" xmlns:w16cid="http://schemas.microsoft.com/office/word/2016/wordml/cid" xmlns:w16="http://schemas.microsoft.com/office/word/2018/wordml" xmlns:w16sdtdh="http://schemas.microsoft.com/office/word/2020/wordml/sdtdatahash" xmlns:w16se="http://schemas.microsoft.com/office/word/2015/wordml/symex" xmlns:wpg="http://schemas.microsoft.com/office/word/2010/wordprocessingGroup" xmlns:wpi="http://schemas.microsoft.com/office/word/2010/wordprocessingInk" xmlns:wne="http://schemas.microsoft.com/office/word/2006/wordml" xmlns:wps="http://schemas.microsoft.com/office/word/2010/wordprocessingShape" mc:Ignorable="w14 w15 w16se w16cid w16 w16cex w16sdtdh wp14">
   <w:p>
     <w:pPr>
       <w:ind w:right="360"/>
@@ -1636,7 +1051,7 @@
             </wp:anchor>
           </w:drawing>
         </mc:Choice>
-        <mc:Fallback>
+        <mc:Fallback xmlns:w16sdtfl="http://schemas.microsoft.com/office/word/2024/wordml/sdtformatlock" xmlns:w16du="http://schemas.microsoft.com/office/word/2023/wordml/word16du">
           <w:pict>
             <v:shape w14:anchorId="520755FB" id="1 Forma libre" o:spid="_x0000_s1026" style="position:absolute;margin-left:15pt;margin-top:13pt;width:496pt;height:1pt;z-index:251659264;visibility:visible;mso-wrap-style:square;mso-wrap-distance-left:9pt;mso-wrap-distance-top:0;mso-wrap-distance-right:9pt;mso-wrap-distance-bottom:0;mso-position-horizontal:absolute;mso-position-horizontal-relative:text;mso-position-vertical:absolute;mso-position-vertical-relative:text;v-text-anchor:middle" coordsize="6299200,1" o:gfxdata="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" path="m,l6299200,e" strokeweight="1pt">
               <v:stroke startarrowwidth="narrow" startarrowlength="short" endarrowwidth="narrow" endarrowlength="short"/>
@@ -1651,7 +1066,7 @@
 </file>
 
 <file path=word/numbering.xml><?xml version="1.0" encoding="utf-8"?>
-<w:numbering xmlns:wpc="http://schemas.microsoft.com/office/word/2010/wordprocessingCanvas" xmlns:cx="http://schemas.microsoft.com/office/drawing/2014/chartex" xmlns:cx1="http://schemas.microsoft.com/office/drawing/2015/9/8/chartex" xmlns:cx2="http://schemas.microsoft.com/office/drawing/2015/10/21/chartex" xmlns:cx3="http://schemas.microsoft.com/office/drawing/2016/5/9/chartex" xmlns:cx4="http://schemas.microsoft.com/office/drawing/2016/5/10/chartex" xmlns:cx5="http://schemas.microsoft.com/office/drawing/2016/5/11/chartex" xmlns:cx6="http://schemas.microsoft.com/office/drawing/2016/5/12/chartex" xmlns:cx7="http://schemas.microsoft.com/office/drawing/2016/5/13/chartex" xmlns:cx8="http://schemas.microsoft.com/office/drawing/2016/5/14/chartex" xmlns:mc="http://schemas.openxmlformats.org/markup-compatibility/2006" xmlns:aink="http://schemas.microsoft.com/office/drawing/2016/ink" xmlns:am3d="http://schemas.microsoft.com/office/drawing/2017/model3d" xmlns:o="urn:schemas-microsoft-com:office:office" xmlns:oel="http://schemas.microsoft.com/office/2019/extlst" xmlns:r="http://schemas.openxmlformats.org/officeDocument/2006/relationships" xmlns:m="http://schemas.openxmlformats.org/officeDocument/2006/math" xmlns:v="urn:schemas-microsoft-com:vml" xmlns:wp14="http://schemas.microsoft.com/office/word/2010/wordprocessingDrawing" xmlns:wp="http://schemas.openxmlformats.org/drawingml/2006/wordprocessingDrawing" xmlns:w10="urn:schemas-microsoft-com:office:word" xmlns:w="http://schemas.openxmlformats.org/wordprocessingml/2006/main" xmlns:w14="http://schemas.microsoft.com/office/word/2010/wordml" xmlns:w15="http://schemas.microsoft.com/office/word/2012/wordml" xmlns:w16cex="http://schemas.microsoft.com/office/word/2018/wordml/cex" xmlns:w16cid="http://schemas.microsoft.com/office/word/2016/wordml/cid" xmlns:w16="http://schemas.microsoft.com/office/word/2018/wordml" xmlns:w16du="http://schemas.microsoft.com/office/word/2023/wordml/word16du" xmlns:w16sdtdh="http://schemas.microsoft.com/office/word/2020/wordml/sdtdatahash" xmlns:w16sdtfl="http://schemas.microsoft.com/office/word/2024/wordml/sdtformatlock" xmlns:w16se="http://schemas.microsoft.com/office/word/2015/wordml/symex" xmlns:wpg="http://schemas.microsoft.com/office/word/2010/wordprocessingGroup" xmlns:wpi="http://schemas.microsoft.com/office/word/2010/wordprocessingInk" xmlns:wne="http://schemas.microsoft.com/office/word/2006/wordml" xmlns:wps="http://schemas.microsoft.com/office/word/2010/wordprocessingShape" mc:Ignorable="w14 w15 w16se w16cid w16 w16cex w16sdtdh w16sdtfl w16du wp14">
+<w:numbering xmlns:wpc="http://schemas.microsoft.com/office/word/2010/wordprocessingCanvas" xmlns:cx="http://schemas.microsoft.com/office/drawing/2014/chartex" xmlns:cx1="http://schemas.microsoft.com/office/drawing/2015/9/8/chartex" xmlns:cx2="http://schemas.microsoft.com/office/drawing/2015/10/21/chartex" xmlns:cx3="http://schemas.microsoft.com/office/drawing/2016/5/9/chartex" xmlns:cx4="http://schemas.microsoft.com/office/drawing/2016/5/10/chartex" xmlns:cx5="http://schemas.microsoft.com/office/drawing/2016/5/11/chartex" xmlns:cx6="http://schemas.microsoft.com/office/drawing/2016/5/12/chartex" xmlns:cx7="http://schemas.microsoft.com/office/drawing/2016/5/13/chartex" xmlns:cx8="http://schemas.microsoft.com/office/drawing/2016/5/14/chartex" xmlns:mc="http://schemas.openxmlformats.org/markup-compatibility/2006" xmlns:aink="http://schemas.microsoft.com/office/drawing/2016/ink" xmlns:am3d="http://schemas.microsoft.com/office/drawing/2017/model3d" xmlns:o="urn:schemas-microsoft-com:office:office" xmlns:oel="http://schemas.microsoft.com/office/2019/extlst" xmlns:r="http://schemas.openxmlformats.org/officeDocument/2006/relationships" xmlns:m="http://schemas.openxmlformats.org/officeDocument/2006/math" xmlns:v="urn:schemas-microsoft-com:vml" xmlns:wp14="http://schemas.microsoft.com/office/word/2010/wordprocessingDrawing" xmlns:wp="http://schemas.openxmlformats.org/drawingml/2006/wordprocessingDrawing" xmlns:w10="urn:schemas-microsoft-com:office:word" xmlns:w="http://schemas.openxmlformats.org/wordprocessingml/2006/main" xmlns:w14="http://schemas.microsoft.com/office/word/2010/wordml" xmlns:w15="http://schemas.microsoft.com/office/word/2012/wordml" xmlns:w16cex="http://schemas.microsoft.com/office/word/2018/wordml/cex" xmlns:w16cid="http://schemas.microsoft.com/office/word/2016/wordml/cid" xmlns:w16="http://schemas.microsoft.com/office/word/2018/wordml" xmlns:w16sdtdh="http://schemas.microsoft.com/office/word/2020/wordml/sdtdatahash" xmlns:w16se="http://schemas.microsoft.com/office/word/2015/wordml/symex" xmlns:wpg="http://schemas.microsoft.com/office/word/2010/wordprocessingGroup" xmlns:wpi="http://schemas.microsoft.com/office/word/2010/wordprocessingInk" xmlns:wne="http://schemas.microsoft.com/office/word/2006/wordml" xmlns:wps="http://schemas.microsoft.com/office/word/2010/wordprocessingShape" mc:Ignorable="w14 w15 w16se w16cid w16 w16cex w16sdtdh wp14">
   <w:abstractNum w:abstractNumId="0" w15:restartNumberingAfterBreak="0">
     <w:nsid w:val="0B3B00B7"/>
     <w:multiLevelType w:val="multilevel"/>
@@ -3305,7 +2720,7 @@
 </file>
 
 <file path=word/styles.xml><?xml version="1.0" encoding="utf-8"?>
-<w:styles xmlns:mc="http://schemas.openxmlformats.org/markup-compatibility/2006" xmlns:r="http://schemas.openxmlformats.org/officeDocument/2006/relationships" xmlns:w="http://schemas.openxmlformats.org/wordprocessingml/2006/main" xmlns:w14="http://schemas.microsoft.com/office/word/2010/wordml" xmlns:w15="http://schemas.microsoft.com/office/word/2012/wordml" xmlns:w16cex="http://schemas.microsoft.com/office/word/2018/wordml/cex" xmlns:w16cid="http://schemas.microsoft.com/office/word/2016/wordml/cid" xmlns:w16="http://schemas.microsoft.com/office/word/2018/wordml" xmlns:w16du="http://schemas.microsoft.com/office/word/2023/wordml/word16du" xmlns:w16sdtdh="http://schemas.microsoft.com/office/word/2020/wordml/sdtdatahash" xmlns:w16sdtfl="http://schemas.microsoft.com/office/word/2024/wordml/sdtformatlock" xmlns:w16se="http://schemas.microsoft.com/office/word/2015/wordml/symex" mc:Ignorable="w14 w15 w16se w16cid w16 w16cex w16sdtdh w16sdtfl w16du">
+<w:styles xmlns:mc="http://schemas.openxmlformats.org/markup-compatibility/2006" xmlns:r="http://schemas.openxmlformats.org/officeDocument/2006/relationships" xmlns:w="http://schemas.openxmlformats.org/wordprocessingml/2006/main" xmlns:w14="http://schemas.microsoft.com/office/word/2010/wordml" xmlns:w15="http://schemas.microsoft.com/office/word/2012/wordml" xmlns:w16cex="http://schemas.microsoft.com/office/word/2018/wordml/cex" xmlns:w16cid="http://schemas.microsoft.com/office/word/2016/wordml/cid" xmlns:w16="http://schemas.microsoft.com/office/word/2018/wordml" xmlns:w16sdtdh="http://schemas.microsoft.com/office/word/2020/wordml/sdtdatahash" xmlns:w16se="http://schemas.microsoft.com/office/word/2015/wordml/symex" mc:Ignorable="w14 w15 w16se w16cid w16 w16cex w16sdtdh">
   <w:docDefaults>
     <w:rPrDefault>
       <w:rPr>
@@ -3784,6 +3199,7 @@
   <w:style w:type="character" w:default="1" w:styleId="Fuentedeprrafopredeter">
     <w:name w:val="Default Paragraph Font"/>
     <w:uiPriority w:val="1"/>
+    <w:semiHidden/>
     <w:unhideWhenUsed/>
   </w:style>
   <w:style w:type="table" w:default="1" w:styleId="Tablanormal">
